--- a/output/第10期計画_キックオフ会議ヒアリングシート.docx
+++ b/output/第10期計画_キックオフ会議ヒアリングシート.docx
@@ -4278,7 +4278,7 @@
                 <w:b w:val="0"/>
                 <w:sz w:val="19"/>
               </w:rPr>
-              <w:t>ただし特定施設は定員156人に対し入居者154人（98.7％）でほぼ満室であり、個々の施設には空きがありません。また特定施設の入居者154人のうち要支援1・2が30人（19.5％）を占めます。居住系の見込量を要介護度別に置く際、要支援の利用率を含めるかどうかで見込量が変わります。</w:t>
+              <w:t>ただし特定施設は区域内3施設とも入居率が高く（回答2施設98.3％・公表データによる1施設97.0％。時点が異なるため合計の98.7％は参考値）、個々の施設には空きがありません。また特定施設の入居者154人のうち要支援1・2が30人（19.5％）を占めます。居住系の見込量を要介護度別に置く際、要支援の利用率を含めるかどうかで見込量が変わります。</w:t>
             </w:r>
           </w:p>
         </w:tc>
